--- a/docs/test-cases.docx
+++ b/docs/test-cases.docx
@@ -829,62 +829,10 @@
                 <w:szCs w:val="24"/>
                 <w:lang w:val="ru-RU"/>
               </w:rPr>
-              <w:t xml:space="preserve">Обобщает всех пользователей системы; </w:t>
-            </w:r>
-            <w:proofErr w:type="gramStart"/>
-            <w:r>
-              <w:rPr>
-                <w:rFonts w:cs="Times New Roman"/>
-                <w:sz w:val="24"/>
-                <w:szCs w:val="24"/>
-                <w:lang w:val="ru-RU"/>
-              </w:rPr>
-              <w:t>связан</w:t>
-            </w:r>
-            <w:proofErr w:type="gramEnd"/>
-            <w:r>
-              <w:rPr>
-                <w:rFonts w:cs="Times New Roman"/>
-                <w:sz w:val="24"/>
-                <w:szCs w:val="24"/>
-                <w:lang w:val="ru-RU"/>
-              </w:rPr>
-              <w:t xml:space="preserve"> с </w:t>
-            </w:r>
-            <w:r>
-              <w:rPr>
-                <w:rFonts w:cs="Times New Roman"/>
-                <w:sz w:val="24"/>
-                <w:szCs w:val="24"/>
-              </w:rPr>
-              <w:t>Profile</w:t>
-            </w:r>
-            <w:r>
-              <w:rPr>
-                <w:rFonts w:cs="Times New Roman"/>
-                <w:sz w:val="24"/>
-                <w:szCs w:val="24"/>
-                <w:lang w:val="ru-RU"/>
-              </w:rPr>
-              <w:t xml:space="preserve"> и </w:t>
-            </w:r>
-            <w:r>
-              <w:rPr>
-                <w:rFonts w:cs="Times New Roman"/>
-                <w:sz w:val="24"/>
-                <w:szCs w:val="24"/>
-              </w:rPr>
-              <w:t>Role</w:t>
-            </w:r>
-            <w:r>
-              <w:rPr>
-                <w:rFonts w:cs="Times New Roman"/>
-                <w:sz w:val="24"/>
-                <w:szCs w:val="24"/>
-                <w:lang w:val="ru-RU"/>
-              </w:rPr>
-              <w:t>.</w:t>
-            </w:r>
+              <w:t>Обобщает всех пользователей системы.</w:t>
+            </w:r>
+            <w:bookmarkStart w:id="0" w:name="_GoBack"/>
+            <w:bookmarkEnd w:id="0"/>
           </w:p>
         </w:tc>
       </w:tr>
@@ -3675,7 +3623,25 @@
                 <w:sz w:val="24"/>
                 <w:szCs w:val="24"/>
               </w:rPr>
-              <w:t xml:space="preserve">Создаётся Teacher; относится к Group; </w:t>
+              <w:t xml:space="preserve">Создаётся Teacher; </w:t>
+            </w:r>
+            <w:proofErr w:type="spellStart"/>
+            <w:r>
+              <w:rPr>
+                <w:rFonts w:cs="Times New Roman"/>
+                <w:sz w:val="24"/>
+                <w:szCs w:val="24"/>
+              </w:rPr>
+              <w:t>относится</w:t>
+            </w:r>
+            <w:proofErr w:type="spellEnd"/>
+            <w:r>
+              <w:rPr>
+                <w:rFonts w:cs="Times New Roman"/>
+                <w:sz w:val="24"/>
+                <w:szCs w:val="24"/>
+              </w:rPr>
+              <w:t xml:space="preserve"> к Group; </w:t>
             </w:r>
             <w:proofErr w:type="spellStart"/>
             <w:r>
@@ -10483,8 +10449,6 @@
         </w:rPr>
         <w:t xml:space="preserve"> позволяют проверить как отдельные функции, так и сквозные сценарии, что обеспечивает качество и надёжность будущей системы.</w:t>
       </w:r>
-      <w:bookmarkStart w:id="0" w:name="_GoBack"/>
-      <w:bookmarkEnd w:id="0"/>
     </w:p>
     <w:sectPr>
       <w:pgSz w:w="11906" w:h="16838"/>

--- a/docs/test-cases.docx
+++ b/docs/test-cases.docx
@@ -831,8 +831,6 @@
               </w:rPr>
               <w:t>Обобщает всех пользователей системы.</w:t>
             </w:r>
-            <w:bookmarkStart w:id="0" w:name="_GoBack"/>
-            <w:bookmarkEnd w:id="0"/>
           </w:p>
         </w:tc>
       </w:tr>
@@ -3617,13 +3615,23 @@
                 <w:szCs w:val="24"/>
               </w:rPr>
             </w:pPr>
-            <w:r>
-              <w:rPr>
-                <w:rFonts w:cs="Times New Roman"/>
-                <w:sz w:val="24"/>
-                <w:szCs w:val="24"/>
-              </w:rPr>
-              <w:t xml:space="preserve">Создаётся Teacher; </w:t>
+            <w:proofErr w:type="spellStart"/>
+            <w:r>
+              <w:rPr>
+                <w:rFonts w:cs="Times New Roman"/>
+                <w:sz w:val="24"/>
+                <w:szCs w:val="24"/>
+              </w:rPr>
+              <w:t>Создаётся</w:t>
+            </w:r>
+            <w:proofErr w:type="spellEnd"/>
+            <w:r>
+              <w:rPr>
+                <w:rFonts w:cs="Times New Roman"/>
+                <w:sz w:val="24"/>
+                <w:szCs w:val="24"/>
+              </w:rPr>
+              <w:t xml:space="preserve"> Teacher; </w:t>
             </w:r>
             <w:proofErr w:type="spellStart"/>
             <w:r>
@@ -7787,11 +7795,11 @@
         <w:tblLook w:val="04A0" w:firstRow="1" w:lastRow="0" w:firstColumn="1" w:lastColumn="0" w:noHBand="0" w:noVBand="1"/>
       </w:tblPr>
       <w:tblGrid>
-        <w:gridCol w:w="548"/>
-        <w:gridCol w:w="1713"/>
-        <w:gridCol w:w="2554"/>
-        <w:gridCol w:w="2284"/>
-        <w:gridCol w:w="2336"/>
+        <w:gridCol w:w="544"/>
+        <w:gridCol w:w="1712"/>
+        <w:gridCol w:w="2572"/>
+        <w:gridCol w:w="2278"/>
+        <w:gridCol w:w="2329"/>
       </w:tblGrid>
       <w:tr>
         <w:trPr>
@@ -9771,7 +9779,7 @@
                 <w:lang w:val="ru-RU"/>
               </w:rPr>
               <w:lastRenderedPageBreak/>
-              <w:t xml:space="preserve">За месяц группа провела </w:t>
+              <w:t xml:space="preserve">За месяц группа провела 8 </w:t>
             </w:r>
             <w:r>
               <w:rPr>
@@ -9779,7 +9787,7 @@
                 <w:lang w:val="ru-RU"/>
               </w:rPr>
               <w:lastRenderedPageBreak/>
-              <w:t>8 занятий, у каждого ученика разное число посещений</w:t>
+              <w:t>занятий, у каждого ученика разное число посещений</w:t>
             </w:r>
           </w:p>
         </w:tc>
@@ -10299,6 +10307,150 @@
               </w:rPr>
               <w:t xml:space="preserve"> для скачивания</w:t>
             </w:r>
+          </w:p>
+        </w:tc>
+      </w:tr>
+      <w:tr>
+        <w:trPr>
+          <w:jc w:val="center"/>
+        </w:trPr>
+        <w:tc>
+          <w:tcPr>
+            <w:tcW w:w="572" w:type="dxa"/>
+            <w:tcMar>
+              <w:top w:w="40" w:type="dxa"/>
+              <w:left w:w="40" w:type="dxa"/>
+              <w:bottom w:w="40" w:type="dxa"/>
+              <w:right w:w="40" w:type="dxa"/>
+            </w:tcMar>
+          </w:tcPr>
+          <w:p>
+            <w:pPr>
+              <w:rPr>
+                <w:sz w:val="22"/>
+                <w:lang w:val="ru-RU"/>
+              </w:rPr>
+            </w:pPr>
+            <w:r>
+              <w:rPr>
+                <w:sz w:val="22"/>
+                <w:lang w:val="ru-RU"/>
+              </w:rPr>
+              <w:t>16</w:t>
+            </w:r>
+          </w:p>
+        </w:tc>
+        <w:tc>
+          <w:tcPr>
+            <w:tcW w:w="1722" w:type="dxa"/>
+            <w:tcMar>
+              <w:top w:w="40" w:type="dxa"/>
+              <w:left w:w="40" w:type="dxa"/>
+              <w:bottom w:w="40" w:type="dxa"/>
+              <w:right w:w="40" w:type="dxa"/>
+            </w:tcMar>
+          </w:tcPr>
+          <w:p>
+            <w:pPr>
+              <w:rPr>
+                <w:sz w:val="22"/>
+                <w:lang w:val="ru-RU"/>
+              </w:rPr>
+            </w:pPr>
+            <w:r>
+              <w:rPr>
+                <w:sz w:val="22"/>
+                <w:lang w:val="ru-RU"/>
+              </w:rPr>
+              <w:t>Просмотр гостем открытой информации о курсах без регистрации</w:t>
+            </w:r>
+          </w:p>
+        </w:tc>
+        <w:tc>
+          <w:tcPr>
+            <w:tcW w:w="2651" w:type="dxa"/>
+            <w:tcMar>
+              <w:top w:w="40" w:type="dxa"/>
+              <w:left w:w="40" w:type="dxa"/>
+              <w:bottom w:w="40" w:type="dxa"/>
+              <w:right w:w="40" w:type="dxa"/>
+            </w:tcMar>
+          </w:tcPr>
+          <w:p>
+            <w:pPr>
+              <w:rPr>
+                <w:sz w:val="22"/>
+                <w:lang w:val="ru-RU"/>
+              </w:rPr>
+            </w:pPr>
+            <w:r>
+              <w:rPr>
+                <w:sz w:val="22"/>
+                <w:lang w:val="ru-RU"/>
+              </w:rPr>
+              <w:t>Неавторизованный пользователь (гость), браузер без активной сессии</w:t>
+            </w:r>
+          </w:p>
+        </w:tc>
+        <w:tc>
+          <w:tcPr>
+            <w:tcW w:w="2340" w:type="dxa"/>
+            <w:tcMar>
+              <w:top w:w="40" w:type="dxa"/>
+              <w:left w:w="40" w:type="dxa"/>
+              <w:bottom w:w="40" w:type="dxa"/>
+              <w:right w:w="40" w:type="dxa"/>
+            </w:tcMar>
+          </w:tcPr>
+          <w:p>
+            <w:pPr>
+              <w:rPr>
+                <w:sz w:val="22"/>
+                <w:lang w:val="ru-RU"/>
+              </w:rPr>
+            </w:pPr>
+            <w:r>
+              <w:rPr>
+                <w:sz w:val="22"/>
+                <w:lang w:val="ru-RU"/>
+              </w:rPr>
+              <w:t>О</w:t>
+            </w:r>
+            <w:r>
+              <w:rPr>
+                <w:sz w:val="22"/>
+                <w:lang w:val="ru-RU"/>
+              </w:rPr>
+              <w:t>ткрыть главную страницу сайта, перейти в раздел «Курсы», выбрать курс</w:t>
+            </w:r>
+          </w:p>
+        </w:tc>
+        <w:tc>
+          <w:tcPr>
+            <w:tcW w:w="2394" w:type="dxa"/>
+            <w:tcMar>
+              <w:top w:w="40" w:type="dxa"/>
+              <w:left w:w="40" w:type="dxa"/>
+              <w:bottom w:w="40" w:type="dxa"/>
+              <w:right w:w="40" w:type="dxa"/>
+            </w:tcMar>
+          </w:tcPr>
+          <w:p>
+            <w:pPr>
+              <w:rPr>
+                <w:sz w:val="22"/>
+                <w:lang w:val="ru-RU"/>
+              </w:rPr>
+            </w:pPr>
+            <w:r>
+              <w:rPr>
+                <w:sz w:val="22"/>
+                <w:lang w:val="ru-RU"/>
+              </w:rPr>
+              <w:t>Страница курса открывается без запроса логина и пароля; отображаются: описание курса, программа, стоимость, расписание ближайших групп и количество свободных мест. Кнопка «Записаться» доступна, регистрация не требуется</w:t>
+            </w:r>
+            <w:bookmarkStart w:id="0" w:name="_GoBack"/>
+            <w:bookmarkEnd w:id="0"/>
           </w:p>
         </w:tc>
       </w:tr>
